--- a/resources/isp-reference.docx
+++ b/resources/isp-reference.docx
@@ -364,6 +364,15 @@
       <w:r/>
     </w:p>
     <w:p>
+      <w:pPr>
+        <w:pStyle w:val="691"/>
+      </w:pPr>
+      <w:r>
+        <w:t xml:space="preserve">Список литературы</w:t>
+      </w:r>
+      <w:r/>
+    </w:p>
+    <w:p>
       <w:r>
         <w:t xml:space="preserve">{{{links}}}</w:t>
       </w:r>
@@ -398,7 +407,7 @@
       <w:type w:val="nextPage"/>
       <w:pgSz w:w="9356" w:h="13608" w:orient="portrait"/>
       <w:pgMar w:top="454" w:right="567" w:bottom="567" w:left="851" w:header="397" w:footer="680" w:gutter="0"/>
-      <w:pgNumType w:start="15"/>
+      <w:pgNumType w:start="1"/>
       <w:cols w:num="1" w:sep="0" w:space="720" w:equalWidth="1"/>
       <w:docGrid w:linePitch="360"/>
       <w:titlePg/>
